--- a/final project/documentation.docx
+++ b/final project/documentation.docx
@@ -6,93 +6,770 @@
       <w:pPr>
         <w:pStyle w:val="Titel"/>
         <w:rPr>
+          <w:lang w:val="en-US"/>
+        </w:rPr>
+      </w:pPr>
+      <w:r>
+        <w:rPr>
+          <w:lang w:val="en-US"/>
+        </w:rPr>
+        <w:t>Documentation: TrashTarget</w:t>
+      </w:r>
+    </w:p>
+    <w:p>
+      <w:pPr>
+        <w:rPr>
+          <w:lang w:val="en-US"/>
+        </w:rPr>
+      </w:pPr>
+      <w:r>
+        <w:rPr>
+          <w:lang w:val="en-US"/>
+        </w:rPr>
+        <w:t>Trash target is a game that teaches the correct way to recycle common trash items trough a horror / fps style gameloop.</w:t>
+      </w:r>
+    </w:p>
+    <w:p>
+      <w:pPr>
+        <w:pStyle w:val="Kop1"/>
+        <w:rPr>
+          <w:lang w:val="en-US"/>
+        </w:rPr>
+      </w:pPr>
+      <w:r>
+        <w:rPr>
+          <w:lang w:val="en-US"/>
+        </w:rPr>
+        <w:t>G</w:t>
+      </w:r>
+      <w:r>
+        <w:rPr>
+          <w:lang w:val="en-US"/>
+        </w:rPr>
+        <w:t>a</w:t>
+      </w:r>
+      <w:r>
+        <w:rPr>
+          <w:lang w:val="en-US"/>
+        </w:rPr>
+        <w:t>me design</w:t>
+      </w:r>
+    </w:p>
+    <w:p>
+      <w:pPr>
+        <w:rPr>
+          <w:lang w:val="en-US"/>
+        </w:rPr>
+      </w:pPr>
+      <w:r>
+        <w:rPr>
+          <w:lang w:val="en-US"/>
+        </w:rPr>
+        <w:t>At the start of the game the player is presented with a start screen explaining the controls and how the game works</w:t>
+      </w:r>
+    </w:p>
+    <w:p>
+      <w:pPr>
+        <w:rPr>
+          <w:lang w:val="en-US"/>
+        </w:rPr>
+      </w:pPr>
+      <w:r>
+        <w:rPr>
+          <w:noProof/>
+          <w:lang w:val="en-US"/>
+        </w:rPr>
+        <w:drawing>
+          <wp:anchor distT="0" distB="0" distL="114300" distR="114300" simplePos="0" relativeHeight="251658240" behindDoc="0" locked="0" layoutInCell="1" allowOverlap="1" wp14:anchorId="5713F6AC" wp14:editId="46DFB193">
+            <wp:simplePos x="895350" y="2838450"/>
+            <wp:positionH relativeFrom="page">
+              <wp:align>center</wp:align>
+            </wp:positionH>
+            <wp:positionV relativeFrom="paragraph">
+              <wp:posOffset>3810</wp:posOffset>
+            </wp:positionV>
+            <wp:extent cx="4478400" cy="2520000"/>
+            <wp:effectExtent l="0" t="0" r="0" b="0"/>
+            <wp:wrapTopAndBottom/>
+            <wp:docPr id="1306566654" name="Afbeelding 1" descr="Afbeelding met tekst, schermopname, Lettertype, ontwerp&#10;&#10;Automatisch gegenereerde beschrijving"/>
+            <wp:cNvGraphicFramePr>
+              <a:graphicFrameLocks xmlns:a="http://schemas.openxmlformats.org/drawingml/2006/main" noChangeAspect="1"/>
+            </wp:cNvGraphicFramePr>
+            <a:graphic xmlns:a="http://schemas.openxmlformats.org/drawingml/2006/main">
+              <a:graphicData uri="http://schemas.openxmlformats.org/drawingml/2006/picture">
+                <pic:pic xmlns:pic="http://schemas.openxmlformats.org/drawingml/2006/picture">
+                  <pic:nvPicPr>
+                    <pic:cNvPr id="1306566654" name="Afbeelding 1" descr="Afbeelding met tekst, schermopname, Lettertype, ontwerp&#10;&#10;Automatisch gegenereerde beschrijving"/>
+                    <pic:cNvPicPr/>
+                  </pic:nvPicPr>
+                  <pic:blipFill>
+                    <a:blip r:embed="rId5" cstate="print">
+                      <a:extLst>
+                        <a:ext uri="{28A0092B-C50C-407E-A947-70E740481C1C}">
+                          <a14:useLocalDpi xmlns:a14="http://schemas.microsoft.com/office/drawing/2010/main" val="0"/>
+                        </a:ext>
+                      </a:extLst>
+                    </a:blip>
+                    <a:stretch>
+                      <a:fillRect/>
+                    </a:stretch>
+                  </pic:blipFill>
+                  <pic:spPr>
+                    <a:xfrm>
+                      <a:off x="0" y="0"/>
+                      <a:ext cx="4478400" cy="2520000"/>
+                    </a:xfrm>
+                    <a:prstGeom prst="rect">
+                      <a:avLst/>
+                    </a:prstGeom>
+                  </pic:spPr>
+                </pic:pic>
+              </a:graphicData>
+            </a:graphic>
+            <wp14:sizeRelH relativeFrom="margin">
+              <wp14:pctWidth>0</wp14:pctWidth>
+            </wp14:sizeRelH>
+            <wp14:sizeRelV relativeFrom="margin">
+              <wp14:pctHeight>0</wp14:pctHeight>
+            </wp14:sizeRelV>
+          </wp:anchor>
+        </w:drawing>
+      </w:r>
+    </w:p>
+    <w:p>
+      <w:pPr>
+        <w:rPr>
           <w:lang w:val="nl-BE"/>
         </w:rPr>
       </w:pPr>
       <w:r>
         <w:rPr>
+          <w:lang w:val="en-US"/>
+        </w:rPr>
+        <w:t>After that the player is immediately dropped into the game. The game world consists of a house with labeled trashcans in front of it amidst a giant scary forest.</w:t>
+      </w:r>
+    </w:p>
+    <w:p>
+      <w:pPr>
+        <w:rPr>
           <w:lang w:val="nl-BE"/>
         </w:rPr>
-        <w:t>Documentation: TrashTarget</w:t>
-      </w:r>
-    </w:p>
-    <w:p>
-      <w:r>
-        <w:t>Trash target is a game that teaches the correct way to recycle common trash items trough a horror / fps style gameloop.</w:t>
-      </w:r>
-    </w:p>
-    <w:p/>
-    <w:p>
-      <w:r>
-        <w:rPr>
-          <w:b/>
-          <w:bCs/>
-        </w:rPr>
-        <w:t>## Game design</w:t>
-      </w:r>
-    </w:p>
-    <w:p/>
-    <w:p>
-      <w:r>
-        <w:t>- At the start of the game the player is presented with a start screen explaining the controls and how the game works</w:t>
-      </w:r>
-    </w:p>
-    <w:p>
-      <w:r>
-        <w:t>- ![image](</w:t>
-      </w:r>
-      <w:r>
-        <w:rPr>
-          <w:u w:val="single"/>
-        </w:rPr>
-        <w:t>images/StartScreen.png</w:t>
-      </w:r>
-      <w:r>
-        <w:t>)</w:t>
-      </w:r>
-    </w:p>
-    <w:p>
-      <w:r>
-        <w:t xml:space="preserve">- after that </w:t>
-      </w:r>
-    </w:p>
-    <w:p/>
-    <w:p>
-      <w:r>
-        <w:rPr>
-          <w:b/>
-          <w:bCs/>
-        </w:rPr>
-        <w:t>## resources used</w:t>
-      </w:r>
-    </w:p>
-    <w:p/>
-    <w:p>
-      <w:r>
-        <w:t>- Shot,scifi,powerdown,buildShort,highs.wav by CJDeets -- https://freesound.org/s/476741/ -- License: Attribution 4.0</w:t>
-      </w:r>
-    </w:p>
-    <w:p>
-      <w:r>
-        <w:t>- Easy FPS (only MuzzleFlash) -- [Easy FPS, Mario Haberle](</w:t>
-      </w:r>
-      <w:r>
-        <w:rPr>
-          <w:u w:val="single"/>
-        </w:rPr>
-        <w:t>https://assetstore.unity.com/packages/3d/characters/humanoids/sci-fi/easy-fps-73776</w:t>
-      </w:r>
-      <w:r>
-        <w:t>)</w:t>
-      </w:r>
-    </w:p>
-    <w:p/>
-    <w:p>
-      <w:pPr>
-        <w:rPr>
+      </w:pPr>
+      <w:r>
+        <w:rPr>
+          <w:noProof/>
           <w:lang w:val="nl-BE"/>
         </w:rPr>
-      </w:pPr>
+        <w:drawing>
+          <wp:anchor distT="0" distB="0" distL="114300" distR="114300" simplePos="0" relativeHeight="251659264" behindDoc="0" locked="0" layoutInCell="1" allowOverlap="1" wp14:anchorId="0EE0FB0F" wp14:editId="00BBFCD9">
+            <wp:simplePos x="895350" y="895350"/>
+            <wp:positionH relativeFrom="page">
+              <wp:align>center</wp:align>
+            </wp:positionH>
+            <wp:positionV relativeFrom="paragraph">
+              <wp:posOffset>-3810</wp:posOffset>
+            </wp:positionV>
+            <wp:extent cx="4478400" cy="2520000"/>
+            <wp:effectExtent l="0" t="0" r="0" b="0"/>
+            <wp:wrapTopAndBottom/>
+            <wp:docPr id="2067165716" name="Afbeelding 2" descr="Afbeelding met schermopname, boom, pc-game, Computerspel&#10;&#10;Automatisch gegenereerde beschrijving"/>
+            <wp:cNvGraphicFramePr>
+              <a:graphicFrameLocks xmlns:a="http://schemas.openxmlformats.org/drawingml/2006/main" noChangeAspect="1"/>
+            </wp:cNvGraphicFramePr>
+            <a:graphic xmlns:a="http://schemas.openxmlformats.org/drawingml/2006/main">
+              <a:graphicData uri="http://schemas.openxmlformats.org/drawingml/2006/picture">
+                <pic:pic xmlns:pic="http://schemas.openxmlformats.org/drawingml/2006/picture">
+                  <pic:nvPicPr>
+                    <pic:cNvPr id="2067165716" name="Afbeelding 2" descr="Afbeelding met schermopname, boom, pc-game, Computerspel&#10;&#10;Automatisch gegenereerde beschrijving"/>
+                    <pic:cNvPicPr/>
+                  </pic:nvPicPr>
+                  <pic:blipFill>
+                    <a:blip r:embed="rId6" cstate="print">
+                      <a:extLst>
+                        <a:ext uri="{28A0092B-C50C-407E-A947-70E740481C1C}">
+                          <a14:useLocalDpi xmlns:a14="http://schemas.microsoft.com/office/drawing/2010/main" val="0"/>
+                        </a:ext>
+                      </a:extLst>
+                    </a:blip>
+                    <a:stretch>
+                      <a:fillRect/>
+                    </a:stretch>
+                  </pic:blipFill>
+                  <pic:spPr>
+                    <a:xfrm>
+                      <a:off x="0" y="0"/>
+                      <a:ext cx="4478400" cy="2520000"/>
+                    </a:xfrm>
+                    <a:prstGeom prst="rect">
+                      <a:avLst/>
+                    </a:prstGeom>
+                  </pic:spPr>
+                </pic:pic>
+              </a:graphicData>
+            </a:graphic>
+            <wp14:sizeRelH relativeFrom="margin">
+              <wp14:pctWidth>0</wp14:pctWidth>
+            </wp14:sizeRelH>
+            <wp14:sizeRelV relativeFrom="margin">
+              <wp14:pctHeight>0</wp14:pctHeight>
+            </wp14:sizeRelV>
+          </wp:anchor>
+        </w:drawing>
+      </w:r>
+    </w:p>
+    <w:p>
+      <w:pPr>
+        <w:rPr>
+          <w:lang w:val="en-US"/>
+        </w:rPr>
+      </w:pPr>
+      <w:r>
+        <w:rPr>
+          <w:lang w:val="en-US"/>
+        </w:rPr>
+        <w:t xml:space="preserve">The player can see their current ammo count, the time remaining in the game and the stats on how good they are doing (trash in wrong </w:t>
+      </w:r>
+      <w:r>
+        <w:rPr>
+          <w:lang w:val="en-US"/>
+        </w:rPr>
+        <w:t>trash bin</w:t>
+      </w:r>
+      <w:r>
+        <w:rPr>
+          <w:lang w:val="en-US"/>
+        </w:rPr>
+        <w:t xml:space="preserve"> and trash picked up)</w:t>
+      </w:r>
+      <w:r>
+        <w:rPr>
+          <w:lang w:val="en-US"/>
+        </w:rPr>
+        <w:t xml:space="preserve">. The player also has a minimap (orthogonal camera rendering to rendertexture on canvas). On the minimap they can </w:t>
+      </w:r>
+      <w:r>
+        <w:rPr>
+          <w:lang w:val="en-US"/>
+        </w:rPr>
+        <w:lastRenderedPageBreak/>
+        <w:t>see their own location trough a red dot (big sphere gameobject that’s part of the player gameobject but only renders on the minimap camera)</w:t>
+      </w:r>
+      <w:r>
+        <w:rPr>
+          <w:lang w:val="en-US"/>
+        </w:rPr>
+        <w:t>.</w:t>
+      </w:r>
+    </w:p>
+    <w:p>
+      <w:pPr>
+        <w:rPr>
+          <w:lang w:val="en-US"/>
+        </w:rPr>
+      </w:pPr>
+      <w:r>
+        <w:rPr>
+          <w:lang w:val="en-US"/>
+        </w:rPr>
+        <w:t xml:space="preserve">When the player goes up to the signs placed behind the trashbins and clicks the interact button a short explanation appears on </w:t>
+      </w:r>
+      <w:r>
+        <w:rPr>
+          <w:lang w:val="en-US"/>
+        </w:rPr>
+        <w:t>the screen on what the trash bin should be used for.</w:t>
+      </w:r>
+    </w:p>
+    <w:p>
+      <w:pPr>
+        <w:rPr>
+          <w:lang w:val="nl-BE"/>
+        </w:rPr>
+      </w:pPr>
+      <w:r>
+        <w:rPr>
+          <w:noProof/>
+          <w:lang w:val="en-US"/>
+        </w:rPr>
+        <w:drawing>
+          <wp:anchor distT="0" distB="0" distL="114300" distR="114300" simplePos="0" relativeHeight="251660288" behindDoc="0" locked="0" layoutInCell="1" allowOverlap="1" wp14:anchorId="6F99F184" wp14:editId="3A9BA955">
+            <wp:simplePos x="895350" y="5915025"/>
+            <wp:positionH relativeFrom="page">
+              <wp:align>center</wp:align>
+            </wp:positionH>
+            <wp:positionV relativeFrom="paragraph">
+              <wp:posOffset>0</wp:posOffset>
+            </wp:positionV>
+            <wp:extent cx="4478400" cy="2520000"/>
+            <wp:effectExtent l="0" t="0" r="0" b="0"/>
+            <wp:wrapTopAndBottom/>
+            <wp:docPr id="434140377" name="Afbeelding 3" descr="Afbeelding met schermopname, pc-game, Computerspel, wapen&#10;&#10;Automatisch gegenereerde beschrijving"/>
+            <wp:cNvGraphicFramePr>
+              <a:graphicFrameLocks xmlns:a="http://schemas.openxmlformats.org/drawingml/2006/main" noChangeAspect="1"/>
+            </wp:cNvGraphicFramePr>
+            <a:graphic xmlns:a="http://schemas.openxmlformats.org/drawingml/2006/main">
+              <a:graphicData uri="http://schemas.openxmlformats.org/drawingml/2006/picture">
+                <pic:pic xmlns:pic="http://schemas.openxmlformats.org/drawingml/2006/picture">
+                  <pic:nvPicPr>
+                    <pic:cNvPr id="434140377" name="Afbeelding 3" descr="Afbeelding met schermopname, pc-game, Computerspel, wapen&#10;&#10;Automatisch gegenereerde beschrijving"/>
+                    <pic:cNvPicPr/>
+                  </pic:nvPicPr>
+                  <pic:blipFill>
+                    <a:blip r:embed="rId7" cstate="print">
+                      <a:extLst>
+                        <a:ext uri="{28A0092B-C50C-407E-A947-70E740481C1C}">
+                          <a14:useLocalDpi xmlns:a14="http://schemas.microsoft.com/office/drawing/2010/main" val="0"/>
+                        </a:ext>
+                      </a:extLst>
+                    </a:blip>
+                    <a:stretch>
+                      <a:fillRect/>
+                    </a:stretch>
+                  </pic:blipFill>
+                  <pic:spPr>
+                    <a:xfrm>
+                      <a:off x="0" y="0"/>
+                      <a:ext cx="4478400" cy="2520000"/>
+                    </a:xfrm>
+                    <a:prstGeom prst="rect">
+                      <a:avLst/>
+                    </a:prstGeom>
+                  </pic:spPr>
+                </pic:pic>
+              </a:graphicData>
+            </a:graphic>
+            <wp14:sizeRelH relativeFrom="margin">
+              <wp14:pctWidth>0</wp14:pctWidth>
+            </wp14:sizeRelH>
+            <wp14:sizeRelV relativeFrom="margin">
+              <wp14:pctHeight>0</wp14:pctHeight>
+            </wp14:sizeRelV>
+          </wp:anchor>
+        </w:drawing>
+      </w:r>
+      <w:r>
+        <w:rPr>
+          <w:lang w:val="en-US"/>
+        </w:rPr>
+        <w:t>This gets displayed on the normal canvas</w:t>
+      </w:r>
+      <w:r>
+        <w:rPr>
+          <w:lang w:val="en-US"/>
+        </w:rPr>
+        <w:t>.</w:t>
+      </w:r>
+    </w:p>
+    <w:p>
+      <w:pPr>
+        <w:rPr>
+          <w:lang w:val="en-US"/>
+        </w:rPr>
+      </w:pPr>
+      <w:r>
+        <w:rPr>
+          <w:lang w:val="en-US"/>
+        </w:rPr>
+        <w:t>When the u</w:t>
+      </w:r>
+      <w:r>
+        <w:rPr>
+          <w:lang w:val="en-US"/>
+        </w:rPr>
+        <w:t>ser wants to pause the game they can press the ‘P’ key. This pauses the game time and sets the pause canvas as active so it covers the screen to notify the player the game is paused (and tell them the key to unpause).</w:t>
+      </w:r>
+    </w:p>
+    <w:p>
+      <w:pPr>
+        <w:rPr>
+          <w:lang w:val="en-US"/>
+        </w:rPr>
+      </w:pPr>
+      <w:r>
+        <w:rPr>
+          <w:noProof/>
+          <w:lang w:val="en-US"/>
+        </w:rPr>
+        <w:drawing>
+          <wp:anchor distT="0" distB="0" distL="114300" distR="114300" simplePos="0" relativeHeight="251661312" behindDoc="0" locked="0" layoutInCell="1" allowOverlap="1" wp14:anchorId="7770EE05" wp14:editId="59F4E2D1">
+            <wp:simplePos x="895350" y="5295900"/>
+            <wp:positionH relativeFrom="page">
+              <wp:align>center</wp:align>
+            </wp:positionH>
+            <wp:positionV relativeFrom="paragraph">
+              <wp:posOffset>0</wp:posOffset>
+            </wp:positionV>
+            <wp:extent cx="4478400" cy="2520000"/>
+            <wp:effectExtent l="0" t="0" r="0" b="0"/>
+            <wp:wrapTopAndBottom/>
+            <wp:docPr id="57891862" name="Afbeelding 4" descr="Afbeelding met schermopname, zwart, ontwerp&#10;&#10;Automatisch gegenereerde beschrijving"/>
+            <wp:cNvGraphicFramePr>
+              <a:graphicFrameLocks xmlns:a="http://schemas.openxmlformats.org/drawingml/2006/main" noChangeAspect="1"/>
+            </wp:cNvGraphicFramePr>
+            <a:graphic xmlns:a="http://schemas.openxmlformats.org/drawingml/2006/main">
+              <a:graphicData uri="http://schemas.openxmlformats.org/drawingml/2006/picture">
+                <pic:pic xmlns:pic="http://schemas.openxmlformats.org/drawingml/2006/picture">
+                  <pic:nvPicPr>
+                    <pic:cNvPr id="57891862" name="Afbeelding 4" descr="Afbeelding met schermopname, zwart, ontwerp&#10;&#10;Automatisch gegenereerde beschrijving"/>
+                    <pic:cNvPicPr/>
+                  </pic:nvPicPr>
+                  <pic:blipFill>
+                    <a:blip r:embed="rId8" cstate="print">
+                      <a:extLst>
+                        <a:ext uri="{28A0092B-C50C-407E-A947-70E740481C1C}">
+                          <a14:useLocalDpi xmlns:a14="http://schemas.microsoft.com/office/drawing/2010/main" val="0"/>
+                        </a:ext>
+                      </a:extLst>
+                    </a:blip>
+                    <a:stretch>
+                      <a:fillRect/>
+                    </a:stretch>
+                  </pic:blipFill>
+                  <pic:spPr>
+                    <a:xfrm>
+                      <a:off x="0" y="0"/>
+                      <a:ext cx="4478400" cy="2520000"/>
+                    </a:xfrm>
+                    <a:prstGeom prst="rect">
+                      <a:avLst/>
+                    </a:prstGeom>
+                  </pic:spPr>
+                </pic:pic>
+              </a:graphicData>
+            </a:graphic>
+            <wp14:sizeRelH relativeFrom="margin">
+              <wp14:pctWidth>0</wp14:pctWidth>
+            </wp14:sizeRelH>
+            <wp14:sizeRelV relativeFrom="margin">
+              <wp14:pctHeight>0</wp14:pctHeight>
+            </wp14:sizeRelV>
+          </wp:anchor>
+        </w:drawing>
+      </w:r>
+      <w:r>
+        <w:rPr>
+          <w:lang w:val="en-US"/>
+        </w:rPr>
+        <w:t>The main gameloop consists of enemies spawning at the backside of the forest (at the top side of the minimap) that will choose a wrong trashcan at random (one where the kind of trash does not belong at all)</w:t>
+      </w:r>
+      <w:r>
+        <w:rPr>
+          <w:lang w:val="en-US"/>
+        </w:rPr>
+        <w:t xml:space="preserve"> and will start to move towards that target</w:t>
+      </w:r>
+      <w:r>
+        <w:rPr>
+          <w:lang w:val="en-US"/>
+        </w:rPr>
+        <w:t>.</w:t>
+      </w:r>
+      <w:r>
+        <w:rPr>
+          <w:lang w:val="en-US"/>
+        </w:rPr>
+        <w:t xml:space="preserve"> It’s the players’ job to prevent this from happening by shooting the approaching trash items.</w:t>
+      </w:r>
+      <w:r>
+        <w:rPr>
+          <w:lang w:val="en-US"/>
+        </w:rPr>
+        <w:t xml:space="preserve"> When a trash item is shot (raycast from the gun) it will leave behind a little explosion and a dropped item of itself that can be collected by the player by walking into it (entering the trigger collider). If the player can not stop the trash item in time and it is able to reach a wrong trashcan it will leave behind a different explosion and the wrong trash counter is incremented.</w:t>
+      </w:r>
+    </w:p>
+    <w:p>
+      <w:pPr>
+        <w:rPr>
+          <w:lang w:val="en-US"/>
+        </w:rPr>
+      </w:pPr>
+      <w:r>
+        <w:rPr>
+          <w:lang w:val="en-US"/>
+        </w:rPr>
+        <w:t>At the end of the game (when the timer runs out) the player is presented with his stats.</w:t>
+      </w:r>
+    </w:p>
+    <w:p>
+      <w:pPr>
+        <w:rPr>
+          <w:lang w:val="en-US"/>
+        </w:rPr>
+      </w:pPr>
+      <w:r>
+        <w:rPr>
+          <w:noProof/>
+          <w:lang w:val="en-US"/>
+        </w:rPr>
+        <w:lastRenderedPageBreak/>
+        <w:drawing>
+          <wp:anchor distT="0" distB="0" distL="114300" distR="114300" simplePos="0" relativeHeight="251662336" behindDoc="0" locked="0" layoutInCell="1" allowOverlap="1" wp14:anchorId="221AF308" wp14:editId="26ECBA79">
+            <wp:simplePos x="895350" y="895350"/>
+            <wp:positionH relativeFrom="page">
+              <wp:align>center</wp:align>
+            </wp:positionH>
+            <wp:positionV relativeFrom="paragraph">
+              <wp:posOffset>-3810</wp:posOffset>
+            </wp:positionV>
+            <wp:extent cx="4478400" cy="2520000"/>
+            <wp:effectExtent l="0" t="0" r="0" b="0"/>
+            <wp:wrapTopAndBottom/>
+            <wp:docPr id="1487255237" name="Afbeelding 5" descr="Afbeelding met tekst, schermopname, Lettertype, ontwerp&#10;&#10;Automatisch gegenereerde beschrijving"/>
+            <wp:cNvGraphicFramePr>
+              <a:graphicFrameLocks xmlns:a="http://schemas.openxmlformats.org/drawingml/2006/main" noChangeAspect="1"/>
+            </wp:cNvGraphicFramePr>
+            <a:graphic xmlns:a="http://schemas.openxmlformats.org/drawingml/2006/main">
+              <a:graphicData uri="http://schemas.openxmlformats.org/drawingml/2006/picture">
+                <pic:pic xmlns:pic="http://schemas.openxmlformats.org/drawingml/2006/picture">
+                  <pic:nvPicPr>
+                    <pic:cNvPr id="1487255237" name="Afbeelding 5" descr="Afbeelding met tekst, schermopname, Lettertype, ontwerp&#10;&#10;Automatisch gegenereerde beschrijving"/>
+                    <pic:cNvPicPr/>
+                  </pic:nvPicPr>
+                  <pic:blipFill>
+                    <a:blip r:embed="rId9" cstate="print">
+                      <a:extLst>
+                        <a:ext uri="{28A0092B-C50C-407E-A947-70E740481C1C}">
+                          <a14:useLocalDpi xmlns:a14="http://schemas.microsoft.com/office/drawing/2010/main" val="0"/>
+                        </a:ext>
+                      </a:extLst>
+                    </a:blip>
+                    <a:stretch>
+                      <a:fillRect/>
+                    </a:stretch>
+                  </pic:blipFill>
+                  <pic:spPr>
+                    <a:xfrm>
+                      <a:off x="0" y="0"/>
+                      <a:ext cx="4478400" cy="2520000"/>
+                    </a:xfrm>
+                    <a:prstGeom prst="rect">
+                      <a:avLst/>
+                    </a:prstGeom>
+                  </pic:spPr>
+                </pic:pic>
+              </a:graphicData>
+            </a:graphic>
+            <wp14:sizeRelH relativeFrom="margin">
+              <wp14:pctWidth>0</wp14:pctWidth>
+            </wp14:sizeRelH>
+            <wp14:sizeRelV relativeFrom="margin">
+              <wp14:pctHeight>0</wp14:pctHeight>
+            </wp14:sizeRelV>
+          </wp:anchor>
+        </w:drawing>
+      </w:r>
+      <w:r>
+        <w:rPr>
+          <w:lang w:val="en-US"/>
+        </w:rPr>
+        <w:t>Here the player can choose to restart (to try and beat their previous score) and the game will reset and go to the home screen / start screen again.</w:t>
+      </w:r>
+    </w:p>
+    <w:p>
+      <w:pPr>
+        <w:pStyle w:val="Kop1"/>
+        <w:rPr>
+          <w:lang w:val="en-US"/>
+        </w:rPr>
+      </w:pPr>
+      <w:r>
+        <w:rPr>
+          <w:lang w:val="en-US"/>
+        </w:rPr>
+        <w:t>Educational value</w:t>
+      </w:r>
+    </w:p>
+    <w:p>
+      <w:pPr>
+        <w:rPr>
+          <w:lang w:val="en-US"/>
+        </w:rPr>
+      </w:pPr>
+      <w:r>
+        <w:rPr>
+          <w:lang w:val="en-US"/>
+        </w:rPr>
+        <w:t>The educ</w:t>
+      </w:r>
+      <w:r>
+        <w:rPr>
+          <w:lang w:val="en-US"/>
+        </w:rPr>
+        <w:t>ational value in this game is in the explanation of how the different trash cans should be used. Also there is some educational value in the fact that the player gets rewarded (extra points) when they pick up the trash they “kill”.</w:t>
+      </w:r>
+    </w:p>
+    <w:p>
+      <w:pPr>
+        <w:pStyle w:val="Kop1"/>
+        <w:rPr>
+          <w:lang w:val="en-US"/>
+        </w:rPr>
+      </w:pPr>
+      <w:r>
+        <w:rPr>
+          <w:lang w:val="en-US"/>
+        </w:rPr>
+        <w:t>Contribution to project</w:t>
+      </w:r>
+    </w:p>
+    <w:p>
+      <w:pPr>
+        <w:rPr>
+          <w:lang w:val="en-US"/>
+        </w:rPr>
+      </w:pPr>
+      <w:r>
+        <w:rPr>
+          <w:lang w:val="en-US"/>
+        </w:rPr>
+        <w:t xml:space="preserve">Since this was a solo project, there is </w:t>
+      </w:r>
+      <w:r>
+        <w:rPr>
+          <w:lang w:val="en-US"/>
+        </w:rPr>
+        <w:t>no</w:t>
+      </w:r>
+      <w:r>
+        <w:rPr>
+          <w:lang w:val="en-US"/>
+        </w:rPr>
+        <w:t xml:space="preserve"> contribution report here.</w:t>
+      </w:r>
+    </w:p>
+    <w:p>
+      <w:pPr>
+        <w:pStyle w:val="Kop1"/>
+        <w:rPr>
+          <w:lang w:val="en-US"/>
+        </w:rPr>
+      </w:pPr>
+      <w:r>
+        <w:rPr>
+          <w:lang w:val="en-US"/>
+        </w:rPr>
+        <w:t>Resources used</w:t>
+      </w:r>
+    </w:p>
+    <w:p>
+      <w:pPr>
+        <w:pStyle w:val="Lijstalinea"/>
+        <w:numPr>
+          <w:ilvl w:val="0"/>
+          <w:numId w:val="1"/>
+        </w:numPr>
+        <w:rPr>
+          <w:lang w:val="en-US"/>
+        </w:rPr>
+      </w:pPr>
+      <w:r>
+        <w:rPr>
+          <w:lang w:val="en-US"/>
+        </w:rPr>
+        <w:t>Shot,scifi,powerdown,buildShort,highs.wav by CJDeets</w:t>
+      </w:r>
+    </w:p>
+    <w:p>
+      <w:pPr>
+        <w:pStyle w:val="Lijstalinea"/>
+        <w:numPr>
+          <w:ilvl w:val="1"/>
+          <w:numId w:val="1"/>
+        </w:numPr>
+        <w:rPr>
+          <w:lang w:val="en-US"/>
+        </w:rPr>
+      </w:pPr>
+      <w:hyperlink r:id="rId10" w:history="1">
+        <w:r>
+          <w:rPr>
+            <w:rStyle w:val="Hyperlink"/>
+            <w:lang w:val="en-US"/>
+          </w:rPr>
+          <w:t>https://freesound.org/s/476741/</w:t>
+        </w:r>
+      </w:hyperlink>
+    </w:p>
+    <w:p>
+      <w:pPr>
+        <w:pStyle w:val="Lijstalinea"/>
+        <w:numPr>
+          <w:ilvl w:val="1"/>
+          <w:numId w:val="1"/>
+        </w:numPr>
+        <w:rPr>
+          <w:lang w:val="en-US"/>
+        </w:rPr>
+      </w:pPr>
+      <w:r>
+        <w:rPr>
+          <w:lang w:val="en-US"/>
+        </w:rPr>
+        <w:t>License: Attribution 4.0</w:t>
+      </w:r>
+    </w:p>
+    <w:p>
+      <w:pPr>
+        <w:pStyle w:val="Lijstalinea"/>
+        <w:numPr>
+          <w:ilvl w:val="0"/>
+          <w:numId w:val="1"/>
+        </w:numPr>
+        <w:rPr>
+          <w:lang w:val="en-US"/>
+        </w:rPr>
+      </w:pPr>
+      <w:r>
+        <w:rPr>
+          <w:lang w:val="en-US"/>
+        </w:rPr>
+        <w:t>Easy FPS (only MuzzleFlash)</w:t>
+      </w:r>
+      <w:r>
+        <w:rPr>
+          <w:lang w:val="en-US"/>
+        </w:rPr>
+        <w:t xml:space="preserve">, </w:t>
+      </w:r>
+      <w:r>
+        <w:rPr>
+          <w:lang w:val="en-US"/>
+        </w:rPr>
+        <w:t>Easy FPS, Mario</w:t>
+      </w:r>
+      <w:r>
+        <w:rPr>
+          <w:lang w:val="en-US"/>
+        </w:rPr>
+        <w:t xml:space="preserve"> </w:t>
+      </w:r>
+      <w:r>
+        <w:rPr>
+          <w:lang w:val="en-US"/>
+        </w:rPr>
+        <w:t>Haberle</w:t>
+      </w:r>
+    </w:p>
+    <w:p>
+      <w:pPr>
+        <w:pStyle w:val="Lijstalinea"/>
+        <w:numPr>
+          <w:ilvl w:val="1"/>
+          <w:numId w:val="1"/>
+        </w:numPr>
+        <w:rPr>
+          <w:lang w:val="en-US"/>
+        </w:rPr>
+      </w:pPr>
+      <w:hyperlink r:id="rId11" w:history="1">
+        <w:r>
+          <w:rPr>
+            <w:rStyle w:val="Hyperlink"/>
+            <w:lang w:val="en-US"/>
+          </w:rPr>
+          <w:t>https://assetstore.unity.com/packages/3d/characters/humanoids/sci-fi/easy-fps-73776</w:t>
+        </w:r>
+      </w:hyperlink>
     </w:p>
     <w:sectPr>
       <w:pgSz w:w="11906" w:h="16838"/>
@@ -102,6 +779,127 @@
     </w:sectPr>
   </w:body>
 </w:document>
+</file>
+
+<file path=word/numbering.xml><?xml version="1.0" encoding="utf-8"?>
+<w:numbering xmlns:wpc="http://schemas.microsoft.com/office/word/2010/wordprocessingCanvas" xmlns:cx="http://schemas.microsoft.com/office/drawing/2014/chartex" xmlns:cx1="http://schemas.microsoft.com/office/drawing/2015/9/8/chartex" xmlns:cx2="http://schemas.microsoft.com/office/drawing/2015/10/21/chartex" xmlns:cx3="http://schemas.microsoft.com/office/drawing/2016/5/9/chartex" xmlns:cx4="http://schemas.microsoft.com/office/drawing/2016/5/10/chartex" xmlns:cx5="http://schemas.microsoft.com/office/drawing/2016/5/11/chartex" xmlns:cx6="http://schemas.microsoft.com/office/drawing/2016/5/12/chartex" xmlns:cx7="http://schemas.microsoft.com/office/drawing/2016/5/13/chartex" xmlns:cx8="http://schemas.microsoft.com/office/drawing/2016/5/14/chartex" xmlns:mc="http://schemas.openxmlformats.org/markup-compatibility/2006" xmlns:aink="http://schemas.microsoft.com/office/drawing/2016/ink" xmlns:am3d="http://schemas.microsoft.com/office/drawing/2017/model3d" xmlns:o="urn:schemas-microsoft-com:office:office" xmlns:oel="http://schemas.microsoft.com/office/2019/extlst" xmlns:r="http://schemas.openxmlformats.org/officeDocument/2006/relationships" xmlns:m="http://schemas.openxmlformats.org/officeDocument/2006/math" xmlns:v="urn:schemas-microsoft-com:vml" xmlns:wp14="http://schemas.microsoft.com/office/word/2010/wordprocessingDrawing" xmlns:wp="http://schemas.openxmlformats.org/drawingml/2006/wordprocessingDrawing" xmlns:w10="urn:schemas-microsoft-com:office:word" xmlns:w="http://schemas.openxmlformats.org/wordprocessingml/2006/main" xmlns:w14="http://schemas.microsoft.com/office/word/2010/wordml" xmlns:w15="http://schemas.microsoft.com/office/word/2012/wordml" xmlns:w16cex="http://schemas.microsoft.com/office/word/2018/wordml/cex" xmlns:w16cid="http://schemas.microsoft.com/office/word/2016/wordml/cid" xmlns:w16="http://schemas.microsoft.com/office/word/2018/wordml" xmlns:w16du="http://schemas.microsoft.com/office/word/2023/wordml/word16du" xmlns:w16sdtdh="http://schemas.microsoft.com/office/word/2020/wordml/sdtdatahash" xmlns:w16se="http://schemas.microsoft.com/office/word/2015/wordml/symex" xmlns:wpg="http://schemas.microsoft.com/office/word/2010/wordprocessingGroup" xmlns:wpi="http://schemas.microsoft.com/office/word/2010/wordprocessingInk" xmlns:wne="http://schemas.microsoft.com/office/word/2006/wordml" xmlns:wps="http://schemas.microsoft.com/office/word/2010/wordprocessingShape" mc:Ignorable="w14 w15 w16se w16cid w16 w16cex w16sdtdh w16du wp14">
+  <w:abstractNum w:abstractNumId="0" w15:restartNumberingAfterBreak="0">
+    <w:nsid w:val="06273577"/>
+    <w:multiLevelType w:val="hybridMultilevel"/>
+    <w:tmpl w:val="842C23BE"/>
+    <w:lvl w:ilvl="0" w:tplc="04130001">
+      <w:start w:val="1"/>
+      <w:numFmt w:val="bullet"/>
+      <w:lvlText w:val=""/>
+      <w:lvlJc w:val="left"/>
+      <w:pPr>
+        <w:ind w:left="720" w:hanging="360"/>
+      </w:pPr>
+      <w:rPr>
+        <w:rFonts w:ascii="Symbol" w:hAnsi="Symbol" w:hint="default"/>
+      </w:rPr>
+    </w:lvl>
+    <w:lvl w:ilvl="1" w:tplc="04130003">
+      <w:start w:val="1"/>
+      <w:numFmt w:val="bullet"/>
+      <w:lvlText w:val="o"/>
+      <w:lvlJc w:val="left"/>
+      <w:pPr>
+        <w:ind w:left="1440" w:hanging="360"/>
+      </w:pPr>
+      <w:rPr>
+        <w:rFonts w:ascii="Courier New" w:hAnsi="Courier New" w:cs="Courier New" w:hint="default"/>
+      </w:rPr>
+    </w:lvl>
+    <w:lvl w:ilvl="2" w:tplc="04130005">
+      <w:start w:val="1"/>
+      <w:numFmt w:val="bullet"/>
+      <w:lvlText w:val=""/>
+      <w:lvlJc w:val="left"/>
+      <w:pPr>
+        <w:ind w:left="2160" w:hanging="360"/>
+      </w:pPr>
+      <w:rPr>
+        <w:rFonts w:ascii="Wingdings" w:hAnsi="Wingdings" w:hint="default"/>
+      </w:rPr>
+    </w:lvl>
+    <w:lvl w:ilvl="3" w:tplc="04130001" w:tentative="1">
+      <w:start w:val="1"/>
+      <w:numFmt w:val="bullet"/>
+      <w:lvlText w:val=""/>
+      <w:lvlJc w:val="left"/>
+      <w:pPr>
+        <w:ind w:left="2880" w:hanging="360"/>
+      </w:pPr>
+      <w:rPr>
+        <w:rFonts w:ascii="Symbol" w:hAnsi="Symbol" w:hint="default"/>
+      </w:rPr>
+    </w:lvl>
+    <w:lvl w:ilvl="4" w:tplc="04130003" w:tentative="1">
+      <w:start w:val="1"/>
+      <w:numFmt w:val="bullet"/>
+      <w:lvlText w:val="o"/>
+      <w:lvlJc w:val="left"/>
+      <w:pPr>
+        <w:ind w:left="3600" w:hanging="360"/>
+      </w:pPr>
+      <w:rPr>
+        <w:rFonts w:ascii="Courier New" w:hAnsi="Courier New" w:cs="Courier New" w:hint="default"/>
+      </w:rPr>
+    </w:lvl>
+    <w:lvl w:ilvl="5" w:tplc="04130005" w:tentative="1">
+      <w:start w:val="1"/>
+      <w:numFmt w:val="bullet"/>
+      <w:lvlText w:val=""/>
+      <w:lvlJc w:val="left"/>
+      <w:pPr>
+        <w:ind w:left="4320" w:hanging="360"/>
+      </w:pPr>
+      <w:rPr>
+        <w:rFonts w:ascii="Wingdings" w:hAnsi="Wingdings" w:hint="default"/>
+      </w:rPr>
+    </w:lvl>
+    <w:lvl w:ilvl="6" w:tplc="04130001" w:tentative="1">
+      <w:start w:val="1"/>
+      <w:numFmt w:val="bullet"/>
+      <w:lvlText w:val=""/>
+      <w:lvlJc w:val="left"/>
+      <w:pPr>
+        <w:ind w:left="5040" w:hanging="360"/>
+      </w:pPr>
+      <w:rPr>
+        <w:rFonts w:ascii="Symbol" w:hAnsi="Symbol" w:hint="default"/>
+      </w:rPr>
+    </w:lvl>
+    <w:lvl w:ilvl="7" w:tplc="04130003" w:tentative="1">
+      <w:start w:val="1"/>
+      <w:numFmt w:val="bullet"/>
+      <w:lvlText w:val="o"/>
+      <w:lvlJc w:val="left"/>
+      <w:pPr>
+        <w:ind w:left="5760" w:hanging="360"/>
+      </w:pPr>
+      <w:rPr>
+        <w:rFonts w:ascii="Courier New" w:hAnsi="Courier New" w:cs="Courier New" w:hint="default"/>
+      </w:rPr>
+    </w:lvl>
+    <w:lvl w:ilvl="8" w:tplc="04130005" w:tentative="1">
+      <w:start w:val="1"/>
+      <w:numFmt w:val="bullet"/>
+      <w:lvlText w:val=""/>
+      <w:lvlJc w:val="left"/>
+      <w:pPr>
+        <w:ind w:left="6480" w:hanging="360"/>
+      </w:pPr>
+      <w:rPr>
+        <w:rFonts w:ascii="Wingdings" w:hAnsi="Wingdings" w:hint="default"/>
+      </w:rPr>
+    </w:lvl>
+  </w:abstractNum>
+  <w:num w:numId="1" w16cid:durableId="118038162">
+    <w:abstractNumId w:val="0"/>
+  </w:num>
+</w:numbering>
 </file>
 
 <file path=word/styles.xml><?xml version="1.0" encoding="utf-8"?>
@@ -707,6 +1505,7 @@
   <w:style w:type="character" w:default="1" w:styleId="Standaardalinea-lettertype">
     <w:name w:val="Default Paragraph Font"/>
     <w:uiPriority w:val="1"/>
+    <w:semiHidden/>
     <w:unhideWhenUsed/>
   </w:style>
   <w:style w:type="table" w:default="1" w:styleId="Standaardtabel">
@@ -1018,6 +1817,29 @@
       <w:smallCaps/>
       <w:color w:val="0F4761" w:themeColor="accent1" w:themeShade="BF"/>
       <w:spacing w:val="5"/>
+    </w:rPr>
+  </w:style>
+  <w:style w:type="character" w:styleId="Hyperlink">
+    <w:name w:val="Hyperlink"/>
+    <w:basedOn w:val="Standaardalinea-lettertype"/>
+    <w:uiPriority w:val="99"/>
+    <w:unhideWhenUsed/>
+    <w:rsid w:val="00E22A91"/>
+    <w:rPr>
+      <w:color w:val="467886" w:themeColor="hyperlink"/>
+      <w:u w:val="single"/>
+    </w:rPr>
+  </w:style>
+  <w:style w:type="character" w:styleId="Onopgelostemelding">
+    <w:name w:val="Unresolved Mention"/>
+    <w:basedOn w:val="Standaardalinea-lettertype"/>
+    <w:uiPriority w:val="99"/>
+    <w:semiHidden/>
+    <w:unhideWhenUsed/>
+    <w:rsid w:val="00E22A91"/>
+    <w:rPr>
+      <w:color w:val="605E5C"/>
+      <w:shd w:val="clear" w:color="auto" w:fill="E1DFDD"/>
     </w:rPr>
   </w:style>
 </w:styles>
